--- a/小野町_引継ぎ_整理済/08_協議会資料/20260819_令和8年度第1回小野町自立支援協議会資料_第3版.docx
+++ b/小野町_引継ぎ_整理済/08_協議会資料/20260819_令和8年度第1回小野町自立支援協議会資料_第3版.docx
@@ -8906,7 +8906,7 @@
                 <w:sz w:val="20"/>
                 <w:szCs w:val="20"/>
               </w:rPr>
-              <w:t>重症心身障がい児対応事業所・医療的ケア児コーディネーターの整備状況</w:t>
+              <w:t>重症心身障がい児対応事業所・医療的ケア児等コーディネーターの整備状況</w:t>
             </w:r>
           </w:p>
         </w:tc>
